--- a/Lr2/ИиКТ_25_ИСз_Королев_Евгений_Вадимович_ЛР_2.docx
+++ b/Lr2/ИиКТ_25_ИСз_Королев_Евгений_Вадимович_ЛР_2.docx
@@ -545,7 +545,20 @@
         <w:rPr>
           <w:rFonts w:ascii="Times New Roman" w:hAnsi="Times New Roman"/>
         </w:rPr>
-        <w:t>________________            ____________________</w:t>
+        <w:t>________________            __</w:t>
+      </w:r>
+      <w:r>
+        <w:rPr>
+          <w:rFonts w:ascii="Times New Roman" w:hAnsi="Times New Roman"/>
+          <w:u w:val="single"/>
+        </w:rPr>
+        <w:t>Королев Е.В.</w:t>
+      </w:r>
+      <w:r>
+        <w:rPr>
+          <w:rFonts w:ascii="Times New Roman" w:hAnsi="Times New Roman"/>
+        </w:rPr>
+        <w:t>_______</w:t>
       </w:r>
     </w:p>
     <w:p>
@@ -690,7 +703,24 @@
           <w:sz w:val="20"/>
           <w:szCs w:val="20"/>
         </w:rPr>
-        <w:t xml:space="preserve"> ______________________</w:t>
+        <w:t xml:space="preserve"> _____</w:t>
+      </w:r>
+      <w:r>
+        <w:rPr>
+          <w:rFonts w:ascii="Times New Roman" w:hAnsi="Times New Roman"/>
+          <w:sz w:val="20"/>
+          <w:szCs w:val="20"/>
+          <w:u w:val="single"/>
+        </w:rPr>
+        <w:t>ИСз-25</w:t>
+      </w:r>
+      <w:r>
+        <w:rPr>
+          <w:rFonts w:ascii="Times New Roman" w:hAnsi="Times New Roman"/>
+          <w:sz w:val="20"/>
+          <w:szCs w:val="20"/>
+        </w:rPr>
+        <w:t>________</w:t>
       </w:r>
     </w:p>
     <w:p>
@@ -1052,6 +1082,7 @@
       <w:r>
         <w:rPr>
           <w:rFonts w:ascii="Times New Roman" w:eastAsia="Times New Roman" w:hAnsi="Times New Roman" w:cs="Times New Roman"/>
+          <w:noProof/>
           <w:sz w:val="28"/>
           <w:szCs w:val="28"/>
         </w:rPr>
@@ -1114,6 +1145,7 @@
       <w:r>
         <w:rPr>
           <w:rFonts w:ascii="Times New Roman" w:eastAsia="Times New Roman" w:hAnsi="Times New Roman" w:cs="Times New Roman"/>
+          <w:noProof/>
           <w:sz w:val="28"/>
           <w:szCs w:val="28"/>
         </w:rPr>
@@ -1203,6 +1235,7 @@
       <w:r>
         <w:rPr>
           <w:rFonts w:ascii="Times New Roman" w:eastAsia="Times New Roman" w:hAnsi="Times New Roman" w:cs="Times New Roman"/>
+          <w:noProof/>
           <w:sz w:val="28"/>
           <w:szCs w:val="28"/>
         </w:rPr>
@@ -1274,6 +1307,7 @@
       <w:r>
         <w:rPr>
           <w:rFonts w:ascii="Times New Roman" w:eastAsia="Times New Roman" w:hAnsi="Times New Roman" w:cs="Times New Roman"/>
+          <w:noProof/>
           <w:sz w:val="28"/>
           <w:szCs w:val="28"/>
         </w:rPr>
@@ -1326,6 +1360,7 @@
       <w:r>
         <w:rPr>
           <w:rFonts w:ascii="Times New Roman" w:eastAsia="Times New Roman" w:hAnsi="Times New Roman" w:cs="Times New Roman"/>
+          <w:noProof/>
           <w:sz w:val="28"/>
           <w:szCs w:val="28"/>
         </w:rPr>
@@ -1414,6 +1449,7 @@
       <w:r>
         <w:rPr>
           <w:rFonts w:ascii="Times New Roman" w:hAnsi="Times New Roman" w:cs="Times New Roman"/>
+          <w:noProof/>
           <w:color w:val="000000"/>
           <w:sz w:val="28"/>
           <w:szCs w:val="28"/>
@@ -1563,6 +1599,7 @@
             <w:r>
               <w:rPr>
                 <w:rFonts w:ascii="Times New Roman" w:eastAsia="Times New Roman" w:hAnsi="Times New Roman" w:cs="Times New Roman"/>
+                <w:noProof/>
                 <w:sz w:val="28"/>
                 <w:szCs w:val="28"/>
               </w:rPr>
@@ -1639,6 +1676,7 @@
             <w:r>
               <w:rPr>
                 <w:rFonts w:ascii="Times New Roman" w:eastAsia="Times New Roman" w:hAnsi="Times New Roman" w:cs="Times New Roman"/>
+                <w:noProof/>
                 <w:sz w:val="28"/>
                 <w:szCs w:val="28"/>
               </w:rPr>
@@ -1735,7 +1773,6 @@
                 <w:rFonts w:ascii="Times New Roman" w:eastAsia="Times New Roman" w:hAnsi="Times New Roman" w:cs="Times New Roman"/>
                 <w:sz w:val="28"/>
                 <w:szCs w:val="28"/>
-                <w:lang w:val="en-US"/>
               </w:rPr>
             </w:pPr>
             <w:r>
@@ -1971,6 +2008,7 @@
       <w:r>
         <w:rPr>
           <w:rFonts w:ascii="Times New Roman" w:eastAsia="Times New Roman" w:hAnsi="Times New Roman" w:cs="Times New Roman"/>
+          <w:noProof/>
           <w:sz w:val="28"/>
           <w:szCs w:val="28"/>
           <w:lang w:val="en-US"/>
@@ -2069,6 +2107,7 @@
       <w:r>
         <w:rPr>
           <w:rFonts w:ascii="Times New Roman" w:eastAsia="Times New Roman" w:hAnsi="Times New Roman" w:cs="Times New Roman"/>
+          <w:noProof/>
           <w:sz w:val="28"/>
           <w:szCs w:val="28"/>
         </w:rPr>
@@ -2136,6 +2175,7 @@
       <w:r>
         <w:rPr>
           <w:rFonts w:ascii="Times New Roman" w:eastAsia="Times New Roman" w:hAnsi="Times New Roman" w:cs="Times New Roman"/>
+          <w:noProof/>
           <w:sz w:val="28"/>
           <w:szCs w:val="28"/>
         </w:rPr>
@@ -2185,7 +2225,6 @@
           <w:rFonts w:ascii="Times New Roman" w:eastAsia="Times New Roman" w:hAnsi="Times New Roman" w:cs="Times New Roman"/>
           <w:sz w:val="28"/>
           <w:szCs w:val="28"/>
-          <w:lang w:val="en-US"/>
         </w:rPr>
       </w:pPr>
       <w:r>
@@ -2460,6 +2499,7 @@
       <w:r>
         <w:rPr>
           <w:rFonts w:ascii="Times New Roman" w:eastAsia="Times New Roman" w:hAnsi="Times New Roman" w:cs="Times New Roman"/>
+          <w:noProof/>
           <w:sz w:val="28"/>
           <w:szCs w:val="28"/>
           <w:lang w:val="en-US"/>
@@ -2531,7 +2571,6 @@
           <w:rFonts w:ascii="Times New Roman" w:eastAsia="Times New Roman" w:hAnsi="Times New Roman" w:cs="Times New Roman"/>
           <w:sz w:val="28"/>
           <w:szCs w:val="28"/>
-          <w:lang w:val="en-US"/>
         </w:rPr>
       </w:pPr>
       <w:proofErr w:type="spellStart"/>
@@ -2638,19 +2677,12 @@
           <w:sz w:val="28"/>
           <w:szCs w:val="28"/>
         </w:rPr>
-        <w:t>) – отображает картинку и описание, добавляет кнопку «Узнать другого кота».</w:t>
-      </w:r>
-      <w:r>
-        <w:rPr>
-          <w:rFonts w:ascii="Times New Roman" w:eastAsia="Times New Roman" w:hAnsi="Times New Roman" w:cs="Times New Roman"/>
-          <w:sz w:val="28"/>
-          <w:szCs w:val="28"/>
-        </w:rPr>
-        <w:t xml:space="preserve"> </w:t>
-      </w:r>
-      <w:r>
-        <w:rPr>
-          <w:rFonts w:ascii="Times New Roman" w:eastAsia="Times New Roman" w:hAnsi="Times New Roman" w:cs="Times New Roman"/>
+        <w:t xml:space="preserve">) – отображает картинку и описание, добавляет кнопку «Узнать другого кота». </w:t>
+      </w:r>
+      <w:r>
+        <w:rPr>
+          <w:rFonts w:ascii="Times New Roman" w:eastAsia="Times New Roman" w:hAnsi="Times New Roman" w:cs="Times New Roman"/>
+          <w:noProof/>
           <w:sz w:val="28"/>
           <w:szCs w:val="28"/>
           <w:lang w:val="en-US"/>
@@ -2754,6 +2786,7 @@
       <w:r>
         <w:rPr>
           <w:rFonts w:ascii="Times New Roman" w:eastAsia="Times New Roman" w:hAnsi="Times New Roman" w:cs="Times New Roman"/>
+          <w:noProof/>
           <w:sz w:val="28"/>
           <w:szCs w:val="28"/>
           <w:lang w:val="en-US"/>
@@ -2805,7 +2838,6 @@
           <w:rFonts w:ascii="Times New Roman" w:eastAsia="Times New Roman" w:hAnsi="Times New Roman" w:cs="Times New Roman"/>
           <w:sz w:val="28"/>
           <w:szCs w:val="28"/>
-          <w:lang w:val="en-US"/>
         </w:rPr>
       </w:pPr>
       <w:r>
@@ -2842,6 +2874,7 @@
       <w:r>
         <w:rPr>
           <w:rFonts w:ascii="Times New Roman" w:eastAsia="Times New Roman" w:hAnsi="Times New Roman" w:cs="Times New Roman"/>
+          <w:noProof/>
           <w:sz w:val="28"/>
           <w:szCs w:val="28"/>
         </w:rPr>
@@ -4230,6 +4263,7 @@
   <w:style w:type="character" w:default="1" w:styleId="a0">
     <w:name w:val="Default Paragraph Font"/>
     <w:uiPriority w:val="1"/>
+    <w:semiHidden/>
     <w:unhideWhenUsed/>
   </w:style>
   <w:style w:type="table" w:default="1" w:styleId="a1">
